--- a/2_Тайм менеджмент/Модуль 5_Індивідуальне завдання/Модуль 5_Практичне завдання 2_Пройти курс.docx
+++ b/2_Тайм менеджмент/Модуль 5_Індивідуальне завдання/Модуль 5_Практичне завдання 2_Пройти курс.docx
@@ -110,6 +110,59 @@
           <w:lang w:val="en-US"/>
         </w:rPr>
         <w:t>pass: Qwerty123</w:t>
+      </w:r>
+    </w:p>
+    <w:p/>
+    <w:p>
+      <w:r>
+        <w:rPr>
+          <w:b/>
+          <w:sz w:val="26"/>
+        </w:rPr>
+        <w:t>Рефлексія за результатами проходження курсу</w:t>
+      </w:r>
+    </w:p>
+    <w:p>
+      <w:r>
+        <w:t>Курс «Case study: як вирішувати складні завдання у бізнесі та житті / Критичне мислення» на платформі Prometheus присвячений тому, як свідомо й структуровано підходити до складних, неоднозначних задач — замість того, щоб діяти на автоматизмах та під впливом емоцій чи когнітивних викривлень. Нижче коротко підсумовую, що для мене виявилося найкориснішим і як я пов’язую це з тайм-менеджментом і власною роботою.</w:t>
+      </w:r>
+    </w:p>
+    <w:p>
+      <w:r>
+        <w:rPr>
+          <w:b/>
+          <w:sz w:val="26"/>
+        </w:rPr>
+        <w:t>Ключові ідеї, які я для себе виніс</w:t>
+      </w:r>
+    </w:p>
+    <w:p>
+      <w:r>
+        <w:t>Передусім — критичне мислення починається з правильно поставленого запитання й чіткого формулювання самої проблеми. Дуже часто час витрачається не тому, що задача складна, а тому що ми взялися розв’язувати не ту задачу. У моїй роботі бізнес-аналітика це майже дослівно збігається з практикою: половина успіху — правильно зрозуміти й переформулювати реальну потребу замовника, а не перший-ліпший «хотілка».</w:t>
+      </w:r>
+    </w:p>
+    <w:p>
+      <w:r>
+        <w:t>По-друге, курс наголошує на роботі з фактами та джерелами: перевіряти аргументи, відрізняти факт від судження, не довіряти сліпо першому враженню й остерігатися типових упереджень (підтвердження власної думки, ефект якоря тощо). Це безпосередньо корисно і в плануванні: тверезо оцінювати, скільки реально займе задача, а не покладатися на оптимістичну інтуїцію.</w:t>
+      </w:r>
+    </w:p>
+    <w:p>
+      <w:r>
+        <w:t>По-третє, метод case study вчить розкладати велику заплутану ситуацію на складові, розглядати альтернативи й оцінювати наслідки кожного варіанта, перш ніж ухвалити рішення. По суті, це той самий підхід, що й у пріоритезації справ: спершу розібратися, що справді важливо й до чого призведе бездіяльність, а вже потім діяти.</w:t>
+      </w:r>
+    </w:p>
+    <w:p>
+      <w:r>
+        <w:rPr>
+          <w:b/>
+          <w:sz w:val="26"/>
+        </w:rPr>
+        <w:t>Як застосовую це в тайм-менеджменті</w:t>
+      </w:r>
+    </w:p>
+    <w:p>
+      <w:r>
+        <w:t>Головний практичний висновок для мене — критичне мислення економить час «на вході». Кілька хвилин, витрачені на те, щоб уточнити, яку проблему я насправді розв’язую і які в мене альтернативи, рятують години від роботи в хибному напрямі та подальших переробок. Тому звичку зупинятися й ставити собі контрольні запитання («Що тут справжня проблема? На чому ґрунтується мій висновок? Які є інші варіанти?») я свідомо переношу і в щоденне планування власного часу, і в робочі завдання.</w:t>
       </w:r>
     </w:p>
     <w:sectPr>
